--- a/backend/assets/loan-documents/templates/loan-agreement.docx
+++ b/backend/assets/loan-documents/templates/loan-agreement.docx
@@ -243,7 +243,7 @@
           <w:w w:val="130"/>
           <w:u w:color="07243B"/>
         </w:rPr>
-        <w:t>BANSAL</w:t>
+        <w:t>MoneyCash</w:t>
       </w:r>
       <w:r>
         <w:rPr>
@@ -260,7 +260,7 @@
           <w:w w:val="130"/>
           <w:u w:color="07243B"/>
         </w:rPr>
-        <w:t>IN-HOLD</w:t>
+        <w:t/>
       </w:r>
       <w:r>
         <w:rPr>
@@ -278,7 +278,7 @@
           <w:w w:val="130"/>
           <w:u w:color="07243B"/>
         </w:rPr>
-        <w:t>LIMITED</w:t>
+        <w:t/>
       </w:r>
     </w:p>
     <w:p>
@@ -455,7 +455,7 @@
           <w:sz w:val="21"/>
           <w:u w:val="single"/>
         </w:rPr>
-        <w:t>BANSAL</w:t>
+        <w:t>MoneyCash</w:t>
       </w:r>
       <w:r>
         <w:rPr>
@@ -474,7 +474,7 @@
           <w:sz w:val="21"/>
           <w:u w:val="single"/>
         </w:rPr>
-        <w:t>IN-HOLD</w:t>
+        <w:t/>
       </w:r>
       <w:r>
         <w:rPr>
@@ -494,7 +494,7 @@
           <w:sz w:val="21"/>
           <w:u w:val="single"/>
         </w:rPr>
-        <w:t>LIMITED</w:t>
+        <w:t/>
       </w:r>
     </w:p>
     <w:p>
@@ -5431,7 +5431,7 @@
           <w:rFonts w:ascii="Arial MT"/>
           <w:sz w:val="21"/>
         </w:rPr>
-        <w:t>BANSAL</w:t>
+        <w:t>MoneyCash</w:t>
       </w:r>
       <w:r>
         <w:rPr>
@@ -5446,7 +5446,7 @@
           <w:rFonts w:ascii="Arial MT"/>
           <w:sz w:val="21"/>
         </w:rPr>
-        <w:t>IN-HOLD</w:t>
+        <w:t/>
       </w:r>
       <w:r>
         <w:rPr>
@@ -5461,7 +5461,7 @@
           <w:rFonts w:ascii="Arial MT"/>
           <w:sz w:val="21"/>
         </w:rPr>
-        <w:t>LIMITED</w:t>
+        <w:t/>
       </w:r>
       <w:r>
         <w:rPr>
@@ -5703,7 +5703,7 @@
               <w:rPr>
                 <w:sz w:val="21"/>
               </w:rPr>
-              <w:t>BANSAL</w:t>
+              <w:t>MoneyCash</w:t>
             </w:r>
             <w:r>
               <w:rPr>
@@ -5716,7 +5716,7 @@
               <w:rPr>
                 <w:sz w:val="21"/>
               </w:rPr>
-              <w:t>IN-HOLD</w:t>
+              <w:t/>
             </w:r>
             <w:r>
               <w:rPr>
@@ -5730,7 +5730,7 @@
                 <w:spacing w:val="-2"/>
                 <w:sz w:val="21"/>
               </w:rPr>
-              <w:t>LIMITED</w:t>
+              <w:t/>
             </w:r>
           </w:p>
         </w:tc>
@@ -9015,7 +9015,7 @@
             <w:sz w:val="21"/>
             <w:u w:val="single" w:color="0000ED"/>
           </w:rPr>
-          <w:t>bansalinholdltd95@gmail.com</w:t>
+          <w:t>legal@moneycash.in</w:t>
         </w:r>
         <w:r>
           <w:rPr>
@@ -10015,7 +10015,7 @@
               <w:rPr>
                 <w:sz w:val="21"/>
               </w:rPr>
-              <w:t>BANSAL</w:t>
+              <w:t>MoneyCash</w:t>
             </w:r>
             <w:r>
               <w:rPr>
@@ -10028,7 +10028,7 @@
               <w:rPr>
                 <w:sz w:val="21"/>
               </w:rPr>
-              <w:t>IN-HOLD</w:t>
+              <w:t/>
             </w:r>
             <w:r>
               <w:rPr>
@@ -10042,7 +10042,7 @@
                 <w:spacing w:val="-2"/>
                 <w:sz w:val="21"/>
               </w:rPr>
-              <w:t>LIMITED</w:t>
+              <w:t/>
             </w:r>
           </w:p>
         </w:tc>
@@ -14601,7 +14601,7 @@
           <w:rFonts w:ascii="Arial MT"/>
           <w:sz w:val="21"/>
         </w:rPr>
-        <w:t>In consonance with the guidelines set out by Reserve Bank of India (RBI) and other regulatory authorities, BANSAL IN-HOLD LIMITED has formulated the Grievance Redressal</w:t>
+        <w:t>In consonance with the guidelines set out by Reserve Bank of India (RBI) and other regulatory authorities, MoneyCash has formulated the Grievance Redressal</w:t>
       </w:r>
       <w:r>
         <w:rPr>
@@ -14781,7 +14781,7 @@
           <w:rFonts w:ascii="Arial MT"/>
           <w:sz w:val="21"/>
         </w:rPr>
-        <w:t>The said Grievance Redressal Policy is set out on the official website of BANSAL</w:t>
+        <w:t>The said Grievance Redressal Policy is set out on the official website of MoneyCash</w:t>
       </w:r>
       <w:r>
         <w:rPr>
@@ -14796,7 +14796,7 @@
           <w:rFonts w:ascii="Arial MT"/>
           <w:sz w:val="21"/>
         </w:rPr>
-        <w:t xml:space="preserve">IN-HOLD LIMITED i.e. </w:t>
+        <w:t xml:space="preserve">MoneyCash i.e. </w:t>
       </w:r>
       <w:hyperlink r:id="rId10">
         <w:r>
@@ -14806,7 +14806,7 @@
             <w:sz w:val="21"/>
             <w:u w:val="single" w:color="0000ED"/>
           </w:rPr>
-          <w:t>https://www.bansalinhold.com/</w:t>
+          <w:t>https://www.moneycash.in/</w:t>
         </w:r>
         <w:r>
           <w:rPr>
@@ -15293,7 +15293,7 @@
                                     <w:sz w:val="21"/>
                                     <w:u w:val="single" w:color="0000ED"/>
                                   </w:rPr>
-                                  <w:t>https://www.bansalinhold.com/</w:t>
+                                  <w:t>https://www.moneycash.in/</w:t>
                                 </w:r>
                               </w:hyperlink>
                             </w:p>
@@ -15572,7 +15572,7 @@
                               <w:sz w:val="21"/>
                               <w:u w:val="single" w:color="0000ED"/>
                             </w:rPr>
-                            <w:t>https://www.bansalinhold.com/</w:t>
+                            <w:t>https://www.moneycash.in/</w:t>
                           </w:r>
                         </w:hyperlink>
                       </w:p>
@@ -17391,7 +17391,7 @@
           <w:rFonts w:ascii="Arial MT"/>
           <w:sz w:val="21"/>
         </w:rPr>
-        <w:t>The Designated Officer at Level 1 shall be responsible, inter alia, for representing BANSAL IN-HOLD LIMITED before the Ombudsman and the</w:t>
+        <w:t>The Designated Officer at Level 1 shall be responsible, inter alia, for representing MoneyCash before the Ombudsman and the</w:t>
       </w:r>
       <w:r>
         <w:rPr>
@@ -20579,7 +20579,7 @@
           <w:rFonts w:ascii="Arial MT" w:hAnsi="Arial MT"/>
           <w:sz w:val="21"/>
         </w:rPr>
-        <w:t>of BANSAL IN-HOLD LIMITED for Personal Loan.</w:t>
+        <w:t>of MoneyCash for Personal Loan.</w:t>
       </w:r>
     </w:p>
     <w:p>
@@ -20737,7 +20737,7 @@
             <w:sz w:val="21"/>
             <w:u w:val="single" w:color="0000ED"/>
           </w:rPr>
-          <w:t>mailto:bansalinholdltd95@gmail.com</w:t>
+          <w:t>mailto:legal@moneycash.in</w:t>
         </w:r>
       </w:hyperlink>
     </w:p>
@@ -21673,7 +21673,7 @@
           <w:rFonts w:ascii="Arial MT" w:hAnsi="Arial MT"/>
           <w:sz w:val="21"/>
         </w:rPr>
-        <w:t>thereof include a natural and juridical person, successors / legal heirs and permitted assigs has approached and requested for grant of credit facility / loan from BANSAL IN-HOLD LIMITED having its registered o</w:t>
+        <w:t>thereof include a natural and juridical person, successors / legal heirs and permitted assigs has approached and requested for grant of credit facility / loan from MoneyCash having its registered o</w:t>
       </w:r>
       <w:r>
         <w:rPr>
@@ -40362,7 +40362,7 @@
             <w:sz w:val="21"/>
             <w:u w:val="single" w:color="0000ED"/>
           </w:rPr>
-          <w:t>mailto:bansalinholdltd95@gmail.com</w:t>
+          <w:t>mailto:legal@moneycash.in</w:t>
         </w:r>
       </w:hyperlink>
     </w:p>
